--- a/Problem-1-Library-book-borrowing-system/Library_Borrowing_System_Submission.docx
+++ b/Problem-1-Library-book-borrowing-system/Library_Borrowing_System_Submission.docx
@@ -24709,6 +24709,457 @@
           <w:sz w:val="22"/>
           <w:szCs w:val="22"/>
         </w:rPr>
+        <w:t xml:space="preserve"/>
+      </w:r>
+    </w:p>
+    <w:p>
+      <w:pPr>
+        <w:pStyle w:val="Heading2"/>
+      </w:pPr>
+      <w:r>
+        <w:rPr>
+          <w:rFonts w:ascii="Arial" w:cs="Arial" w:eastAsia="Arial" w:hAnsi="Arial"/>
+          <w:b/>
+          <w:bCs/>
+          <w:color w:val="1B4F72"/>
+          <w:sz w:val="28"/>
+          <w:szCs w:val="28"/>
+        </w:rPr>
+        <w:t>Screenshots</w:t>
+      </w:r>
+    </w:p>
+    <w:p>
+      <w:r>
+        <w:rPr>
+          <w:rFonts w:ascii="Arial" w:cs="Arial" w:eastAsia="Arial" w:hAnsi="Arial"/>
+          <w:sz w:val="22"/>
+          <w:szCs w:val="22"/>
+        </w:rPr>
+        <w:t xml:space="preserve">The following screenshots document the key configuration steps and components of the Library Book Borrowing System.</w:t>
+      </w:r>
+    </w:p>
+    <w:p>
+      <w:r>
+        <w:t xml:space="preserve"/>
+      </w:r>
+    </w:p>
+    <w:p>
+      <w:pPr>
+        <w:pStyle w:val="Caption"/>
+        <w:jc w:val="center"/>
+      </w:pPr>
+      <w:r>
+        <w:rPr>
+          <w:b/>
+          <w:color w:val="1B4F72"/>
+        </w:rPr>
+        <w:t>Book__c Object Overview</w:t>
+      </w:r>
+    </w:p>
+    <w:p>
+      <w:pPr>
+        <w:jc w:val="center"/>
+      </w:pPr>
+      <w:r>
+        <w:drawing>
+          <wp:inline xmlns:wp="http://schemas.openxmlformats.org/drawingml/2006/wordprocessingDrawing">
+            <wp:extent cx="5943600" cy="3120390"/>
+            <wp:effectExtent l="0" t="0" r="0" b="0"/>
+            <wp:docPr id="101" name="01-Book-Object"/>
+            <wp:cNvGraphicFramePr>
+              <a:graphicFrameLocks xmlns:a="http://schemas.openxmlformats.org/drawingml/2006/main" noChangeAspect="1"/>
+            </wp:cNvGraphicFramePr>
+            <a:graphic xmlns:a="http://schemas.openxmlformats.org/drawingml/2006/main">
+              <a:graphicData uri="http://schemas.openxmlformats.org/drawingml/2006/picture">
+                <pic:pic xmlns:pic="http://schemas.openxmlformats.org/drawingml/2006/picture">
+                  <pic:nvPicPr>
+                    <pic:cNvPr id="101" name="01-Book-Object"/>
+                    <pic:cNvPicPr/>
+                  </pic:nvPicPr>
+                  <pic:blipFill>
+                    <a:blip xmlns:r="http://schemas.openxmlformats.org/officeDocument/2006/relationships" r:embed="rId9"/>
+                    <a:stretch>
+                      <a:fillRect/>
+                    </a:stretch>
+                  </pic:blipFill>
+                  <pic:spPr>
+                    <a:xfrm>
+                      <a:off x="0" y="0"/>
+                      <a:ext cx="5943600" cy="3120390"/>
+                    </a:xfrm>
+                    <a:prstGeom prst="rect">
+                      <a:avLst/>
+                    </a:prstGeom>
+                  </pic:spPr>
+                </pic:pic>
+              </a:graphicData>
+            </a:graphic>
+          </wp:inline>
+        </w:drawing>
+      </w:r>
+    </w:p>
+    <w:p>
+      <w:r>
+        <w:t xml:space="preserve"/>
+      </w:r>
+    </w:p>
+    <w:p>
+      <w:pPr>
+        <w:pStyle w:val="Caption"/>
+        <w:jc w:val="center"/>
+      </w:pPr>
+      <w:r>
+        <w:rPr>
+          <w:b/>
+          <w:color w:val="1B4F72"/>
+        </w:rPr>
+        <w:t>Book__c — All Custom Fields</w:t>
+      </w:r>
+    </w:p>
+    <w:p>
+      <w:pPr>
+        <w:jc w:val="center"/>
+      </w:pPr>
+      <w:r>
+        <w:drawing>
+          <wp:inline xmlns:wp="http://schemas.openxmlformats.org/drawingml/2006/wordprocessingDrawing">
+            <wp:extent cx="5943600" cy="3120390"/>
+            <wp:effectExtent l="0" t="0" r="0" b="0"/>
+            <wp:docPr id="102" name="02-Book-All-Fields"/>
+            <wp:cNvGraphicFramePr>
+              <a:graphicFrameLocks xmlns:a="http://schemas.openxmlformats.org/drawingml/2006/main" noChangeAspect="1"/>
+            </wp:cNvGraphicFramePr>
+            <a:graphic xmlns:a="http://schemas.openxmlformats.org/drawingml/2006/main">
+              <a:graphicData uri="http://schemas.openxmlformats.org/drawingml/2006/picture">
+                <pic:pic xmlns:pic="http://schemas.openxmlformats.org/drawingml/2006/picture">
+                  <pic:nvPicPr>
+                    <pic:cNvPr id="102" name="02-Book-All-Fields"/>
+                    <pic:cNvPicPr/>
+                  </pic:nvPicPr>
+                  <pic:blipFill>
+                    <a:blip xmlns:r="http://schemas.openxmlformats.org/officeDocument/2006/relationships" r:embed="rId10"/>
+                    <a:stretch>
+                      <a:fillRect/>
+                    </a:stretch>
+                  </pic:blipFill>
+                  <pic:spPr>
+                    <a:xfrm>
+                      <a:off x="0" y="0"/>
+                      <a:ext cx="5943600" cy="3120390"/>
+                    </a:xfrm>
+                    <a:prstGeom prst="rect">
+                      <a:avLst/>
+                    </a:prstGeom>
+                  </pic:spPr>
+                </pic:pic>
+              </a:graphicData>
+            </a:graphic>
+          </wp:inline>
+        </w:drawing>
+      </w:r>
+    </w:p>
+    <w:p>
+      <w:r>
+        <w:t xml:space="preserve"/>
+      </w:r>
+    </w:p>
+    <w:p>
+      <w:pPr>
+        <w:pStyle w:val="Caption"/>
+        <w:jc w:val="center"/>
+      </w:pPr>
+      <w:r>
+        <w:rPr>
+          <w:b/>
+          <w:color w:val="1B4F72"/>
+        </w:rPr>
+        <w:t>Borrowing__c Object Overview</w:t>
+      </w:r>
+    </w:p>
+    <w:p>
+      <w:pPr>
+        <w:jc w:val="center"/>
+      </w:pPr>
+      <w:r>
+        <w:drawing>
+          <wp:inline xmlns:wp="http://schemas.openxmlformats.org/drawingml/2006/wordprocessingDrawing">
+            <wp:extent cx="5943600" cy="3120390"/>
+            <wp:effectExtent l="0" t="0" r="0" b="0"/>
+            <wp:docPr id="103" name="03-Borrowing-Object"/>
+            <wp:cNvGraphicFramePr>
+              <a:graphicFrameLocks xmlns:a="http://schemas.openxmlformats.org/drawingml/2006/main" noChangeAspect="1"/>
+            </wp:cNvGraphicFramePr>
+            <a:graphic xmlns:a="http://schemas.openxmlformats.org/drawingml/2006/main">
+              <a:graphicData uri="http://schemas.openxmlformats.org/drawingml/2006/picture">
+                <pic:pic xmlns:pic="http://schemas.openxmlformats.org/drawingml/2006/picture">
+                  <pic:nvPicPr>
+                    <pic:cNvPr id="103" name="03-Borrowing-Object"/>
+                    <pic:cNvPicPr/>
+                  </pic:nvPicPr>
+                  <pic:blipFill>
+                    <a:blip xmlns:r="http://schemas.openxmlformats.org/officeDocument/2006/relationships" r:embed="rId11"/>
+                    <a:stretch>
+                      <a:fillRect/>
+                    </a:stretch>
+                  </pic:blipFill>
+                  <pic:spPr>
+                    <a:xfrm>
+                      <a:off x="0" y="0"/>
+                      <a:ext cx="5943600" cy="3120390"/>
+                    </a:xfrm>
+                    <a:prstGeom prst="rect">
+                      <a:avLst/>
+                    </a:prstGeom>
+                  </pic:spPr>
+                </pic:pic>
+              </a:graphicData>
+            </a:graphic>
+          </wp:inline>
+        </w:drawing>
+      </w:r>
+    </w:p>
+    <w:p>
+      <w:r>
+        <w:t xml:space="preserve"/>
+      </w:r>
+    </w:p>
+    <w:p>
+      <w:pPr>
+        <w:pStyle w:val="Caption"/>
+        <w:jc w:val="center"/>
+      </w:pPr>
+      <w:r>
+        <w:rPr>
+          <w:b/>
+          <w:color w:val="1B4F72"/>
+        </w:rPr>
+        <w:t>Borrowing__c — All Custom Fields</w:t>
+      </w:r>
+    </w:p>
+    <w:p>
+      <w:pPr>
+        <w:jc w:val="center"/>
+      </w:pPr>
+      <w:r>
+        <w:drawing>
+          <wp:inline xmlns:wp="http://schemas.openxmlformats.org/drawingml/2006/wordprocessingDrawing">
+            <wp:extent cx="5943600" cy="3120390"/>
+            <wp:effectExtent l="0" t="0" r="0" b="0"/>
+            <wp:docPr id="104" name="04-Borrowing-All-Fields"/>
+            <wp:cNvGraphicFramePr>
+              <a:graphicFrameLocks xmlns:a="http://schemas.openxmlformats.org/drawingml/2006/main" noChangeAspect="1"/>
+            </wp:cNvGraphicFramePr>
+            <a:graphic xmlns:a="http://schemas.openxmlformats.org/drawingml/2006/main">
+              <a:graphicData uri="http://schemas.openxmlformats.org/drawingml/2006/picture">
+                <pic:pic xmlns:pic="http://schemas.openxmlformats.org/drawingml/2006/picture">
+                  <pic:nvPicPr>
+                    <pic:cNvPr id="104" name="04-Borrowing-All-Fields"/>
+                    <pic:cNvPicPr/>
+                  </pic:nvPicPr>
+                  <pic:blipFill>
+                    <a:blip xmlns:r="http://schemas.openxmlformats.org/officeDocument/2006/relationships" r:embed="rId12"/>
+                    <a:stretch>
+                      <a:fillRect/>
+                    </a:stretch>
+                  </pic:blipFill>
+                  <pic:spPr>
+                    <a:xfrm>
+                      <a:off x="0" y="0"/>
+                      <a:ext cx="5943600" cy="3120390"/>
+                    </a:xfrm>
+                    <a:prstGeom prst="rect">
+                      <a:avLst/>
+                    </a:prstGeom>
+                  </pic:spPr>
+                </pic:pic>
+              </a:graphicData>
+            </a:graphic>
+          </wp:inline>
+        </w:drawing>
+      </w:r>
+    </w:p>
+    <w:p>
+      <w:r>
+        <w:t xml:space="preserve"/>
+      </w:r>
+    </w:p>
+    <w:p>
+      <w:pPr>
+        <w:pStyle w:val="Caption"/>
+        <w:jc w:val="center"/>
+      </w:pPr>
+      <w:r>
+        <w:rPr>
+          <w:b/>
+          <w:color w:val="1B4F72"/>
+        </w:rPr>
+        <w:t>Book–Borrowing Master-Detail Relationship</w:t>
+      </w:r>
+    </w:p>
+    <w:p>
+      <w:pPr>
+        <w:jc w:val="center"/>
+      </w:pPr>
+      <w:r>
+        <w:drawing>
+          <wp:inline xmlns:wp="http://schemas.openxmlformats.org/drawingml/2006/wordprocessingDrawing">
+            <wp:extent cx="5943600" cy="3120390"/>
+            <wp:effectExtent l="0" t="0" r="0" b="0"/>
+            <wp:docPr id="105" name="05-Book-Borrowing-Relation"/>
+            <wp:cNvGraphicFramePr>
+              <a:graphicFrameLocks xmlns:a="http://schemas.openxmlformats.org/drawingml/2006/main" noChangeAspect="1"/>
+            </wp:cNvGraphicFramePr>
+            <a:graphic xmlns:a="http://schemas.openxmlformats.org/drawingml/2006/main">
+              <a:graphicData uri="http://schemas.openxmlformats.org/drawingml/2006/picture">
+                <pic:pic xmlns:pic="http://schemas.openxmlformats.org/drawingml/2006/picture">
+                  <pic:nvPicPr>
+                    <pic:cNvPr id="105" name="05-Book-Borrowing-Relation"/>
+                    <pic:cNvPicPr/>
+                  </pic:nvPicPr>
+                  <pic:blipFill>
+                    <a:blip xmlns:r="http://schemas.openxmlformats.org/officeDocument/2006/relationships" r:embed="rId13"/>
+                    <a:stretch>
+                      <a:fillRect/>
+                    </a:stretch>
+                  </pic:blipFill>
+                  <pic:spPr>
+                    <a:xfrm>
+                      <a:off x="0" y="0"/>
+                      <a:ext cx="5943600" cy="3120390"/>
+                    </a:xfrm>
+                    <a:prstGeom prst="rect">
+                      <a:avLst/>
+                    </a:prstGeom>
+                  </pic:spPr>
+                </pic:pic>
+              </a:graphicData>
+            </a:graphic>
+          </wp:inline>
+        </w:drawing>
+      </w:r>
+    </w:p>
+    <w:p>
+      <w:r>
+        <w:t xml:space="preserve"/>
+      </w:r>
+    </w:p>
+    <w:p>
+      <w:pPr>
+        <w:pStyle w:val="Caption"/>
+        <w:jc w:val="center"/>
+      </w:pPr>
+      <w:r>
+        <w:rPr>
+          <w:b/>
+          <w:color w:val="1B4F72"/>
+        </w:rPr>
+        <w:t>Validation Rules Configuration</w:t>
+      </w:r>
+    </w:p>
+    <w:p>
+      <w:pPr>
+        <w:jc w:val="center"/>
+      </w:pPr>
+      <w:r>
+        <w:drawing>
+          <wp:inline xmlns:wp="http://schemas.openxmlformats.org/drawingml/2006/wordprocessingDrawing">
+            <wp:extent cx="5943600" cy="3120390"/>
+            <wp:effectExtent l="0" t="0" r="0" b="0"/>
+            <wp:docPr id="106" name="06-Validation-Rules"/>
+            <wp:cNvGraphicFramePr>
+              <a:graphicFrameLocks xmlns:a="http://schemas.openxmlformats.org/drawingml/2006/main" noChangeAspect="1"/>
+            </wp:cNvGraphicFramePr>
+            <a:graphic xmlns:a="http://schemas.openxmlformats.org/drawingml/2006/main">
+              <a:graphicData uri="http://schemas.openxmlformats.org/drawingml/2006/picture">
+                <pic:pic xmlns:pic="http://schemas.openxmlformats.org/drawingml/2006/picture">
+                  <pic:nvPicPr>
+                    <pic:cNvPr id="106" name="06-Validation-Rules"/>
+                    <pic:cNvPicPr/>
+                  </pic:nvPicPr>
+                  <pic:blipFill>
+                    <a:blip xmlns:r="http://schemas.openxmlformats.org/officeDocument/2006/relationships" r:embed="rId14"/>
+                    <a:stretch>
+                      <a:fillRect/>
+                    </a:stretch>
+                  </pic:blipFill>
+                  <pic:spPr>
+                    <a:xfrm>
+                      <a:off x="0" y="0"/>
+                      <a:ext cx="5943600" cy="3120390"/>
+                    </a:xfrm>
+                    <a:prstGeom prst="rect">
+                      <a:avLst/>
+                    </a:prstGeom>
+                  </pic:spPr>
+                </pic:pic>
+              </a:graphicData>
+            </a:graphic>
+          </wp:inline>
+        </w:drawing>
+      </w:r>
+    </w:p>
+    <w:p>
+      <w:r>
+        <w:t xml:space="preserve"/>
+      </w:r>
+    </w:p>
+    <w:p>
+      <w:pPr>
+        <w:pStyle w:val="Caption"/>
+        <w:jc w:val="center"/>
+      </w:pPr>
+      <w:r>
+        <w:rPr>
+          <w:b/>
+          <w:color w:val="1B4F72"/>
+        </w:rPr>
+        <w:t>Borrow a Book — Screen Flow Canvas</w:t>
+      </w:r>
+    </w:p>
+    <w:p>
+      <w:pPr>
+        <w:jc w:val="center"/>
+      </w:pPr>
+      <w:r>
+        <w:drawing>
+          <wp:inline xmlns:wp="http://schemas.openxmlformats.org/drawingml/2006/wordprocessingDrawing">
+            <wp:extent cx="5943600" cy="3120390"/>
+            <wp:effectExtent l="0" t="0" r="0" b="0"/>
+            <wp:docPr id="107" name="07-Borrow-Flow"/>
+            <wp:cNvGraphicFramePr>
+              <a:graphicFrameLocks xmlns:a="http://schemas.openxmlformats.org/drawingml/2006/main" noChangeAspect="1"/>
+            </wp:cNvGraphicFramePr>
+            <a:graphic xmlns:a="http://schemas.openxmlformats.org/drawingml/2006/main">
+              <a:graphicData uri="http://schemas.openxmlformats.org/drawingml/2006/picture">
+                <pic:pic xmlns:pic="http://schemas.openxmlformats.org/drawingml/2006/picture">
+                  <pic:nvPicPr>
+                    <pic:cNvPr id="107" name="07-Borrow-Flow"/>
+                    <pic:cNvPicPr/>
+                  </pic:nvPicPr>
+                  <pic:blipFill>
+                    <a:blip xmlns:r="http://schemas.openxmlformats.org/officeDocument/2006/relationships" r:embed="rId15"/>
+                    <a:stretch>
+                      <a:fillRect/>
+                    </a:stretch>
+                  </pic:blipFill>
+                  <pic:spPr>
+                    <a:xfrm>
+                      <a:off x="0" y="0"/>
+                      <a:ext cx="5943600" cy="3120390"/>
+                    </a:xfrm>
+                    <a:prstGeom prst="rect">
+                      <a:avLst/>
+                    </a:prstGeom>
+                  </pic:spPr>
+                </pic:pic>
+              </a:graphicData>
+            </a:graphic>
+          </wp:inline>
+        </w:drawing>
+      </w:r>
+    </w:p>
+    <w:p>
+      <w:r>
         <w:t xml:space="preserve"/>
       </w:r>
     </w:p>
